--- a/Pharmacology I Exam 1/pharm-exam-1-review-session.docx
+++ b/Pharmacology I Exam 1/pharm-exam-1-review-session.docx
@@ -142,7 +142,7 @@
                 <w:b w:val="0"/>
                 <w:i w:val="0"/>
               </w:rPr>
-              <w:t xml:space="preserve"> On the evening before the paper the class put questions to Dr. Wood and he answered them. This is what he said, organised into the standing scope rules first and then the individual answers. It is a companion to </w:t>
+              <w:t xml:space="preserve"> On the evening before the paper the class put questions to Dr. Wood and he answered them. This is what he said, organized into the standing scope rules first and then the individual answers. It is a companion to </w:t>
             </w:r>
             <w:r>
               <w:rPr>
@@ -1349,7 +1349,7 @@
           <w:b w:val="0"/>
           <w:i w:val="0"/>
         </w:rPr>
-        <w:t xml:space="preserve">. His example: every cell-wall-active drug is bactericidal — penicillins, cephalosporins, carbapenems, vancomycin, the polymyxins — so there is no point memorising that fact drug by drug. Do the same for mechanism of action and the common contraindications. </w:t>
+        <w:t xml:space="preserve">. His example: every cell-wall-active drug is bactericidal — penicillins, cephalosporins, carbapenems, vancomycin, the polymyxins — so there is no point memorizing that fact drug by drug. Do the same for mechanism of action and the common contraindications. </w:t>
       </w:r>
       <w:r>
         <w:rPr>
@@ -1456,7 +1456,7 @@
           <w:rFonts w:ascii="Georgia" w:hAnsi="Georgia"/>
           <w:color w:val="6B3524"/>
         </w:rPr>
-        <w:t>Do not memorise numerical values — he gives them to you</w:t>
+        <w:t>Do not memorize numerical values — he gives them to you</w:t>
       </w:r>
     </w:p>
     <w:p>
@@ -1736,7 +1736,7 @@
           <w:b w:val="0"/>
           <w:i w:val="0"/>
         </w:rPr>
-        <w:t>He drew the contrast with anatomy, which he called closer to brute-force memorisation, and with physiology, which is a why class — how the body normally works, how it goes wrong, how you then treat it. Pharmacology sits with physiology.</w:t>
+        <w:t>He drew the contrast with anatomy, which he called closer to brute-force memorization, and with physiology, which is a why class — how the body normally works, how it goes wrong, how you then treat it. Pharmacology sits with physiology.</w:t>
       </w:r>
     </w:p>
     <w:p>
@@ -1835,7 +1835,7 @@
           <w:b w:val="0"/>
           <w:i w:val="0"/>
         </w:rPr>
-        <w:t xml:space="preserve"> pad questions — there is no patient's favourite colour in there, so every detail present is there for a reason. </w:t>
+        <w:t xml:space="preserve"> pad questions — there is no patient's favorite color in there, so every detail present is there for a reason. </w:t>
       </w:r>
       <w:r>
         <w:rPr>
@@ -2305,7 +2305,7 @@
           <w:b w:val="0"/>
           <w:i w:val="0"/>
         </w:rPr>
-        <w:t xml:space="preserve"> raising acetylcholine. Recognise the category and what it does, and the answer follows.</w:t>
+        <w:t xml:space="preserve"> raising acetylcholine. Recognize the category and what it does, and the answer follows.</w:t>
       </w:r>
     </w:p>
     <w:p>
@@ -2338,7 +2338,7 @@
           <w:b w:val="0"/>
           <w:i w:val="0"/>
         </w:rPr>
-        <w:t xml:space="preserve"> picture comes from, rather than being memorised as a list.</w:t>
+        <w:t xml:space="preserve"> picture comes from, rather than being memorized as a list.</w:t>
       </w:r>
     </w:p>
     <w:p>
@@ -2597,7 +2597,7 @@
           <w:b w:val="0"/>
           <w:i w:val="0"/>
         </w:rPr>
-        <w:t xml:space="preserve"> He said the fungi do not sort into clean categories the way bacteria do with gram-positive and gram-negative, and that the organism lists were there to give a sense of what is being treated, not to be memorised.</w:t>
+        <w:t xml:space="preserve"> He said the fungi do not sort into clean categories the way bacteria do with gram-positive and gram-negative, and that the organism lists were there to give a sense of what is being treated, not to be memorized.</w:t>
       </w:r>
     </w:p>
     <w:p>
@@ -3217,7 +3217,7 @@
           <w:b/>
           <w:i w:val="0"/>
         </w:rPr>
-        <w:t>Maximise the dose before you add or switch.</w:t>
+        <w:t>Maximize the dose before you add or switch.</w:t>
       </w:r>
       <w:r>
         <w:rPr>
@@ -3815,7 +3815,7 @@
           <w:i w:val="0"/>
           <w:sz w:val="20"/>
         </w:rPr>
-        <w:t>. Almost every antibiotic causes nausea, vomiting or diarrhoea in somebody. The patient is told these are expected; they may or may not warrant a change of therapy.</w:t>
+        <w:t>. Almost every antibiotic causes nausea, vomiting or diarrhea in somebody. The patient is told these are expected; they may or may not warrant a change of therapy.</w:t>
       </w:r>
     </w:p>
     <w:p>
@@ -3936,7 +3936,7 @@
           <w:b w:val="0"/>
           <w:i w:val="0"/>
         </w:rPr>
-        <w:t xml:space="preserve"> it activates the nicotinic receptor at the neuromuscular end plate and depolarises it — which is what produces the </w:t>
+        <w:t xml:space="preserve"> it activates the nicotinic receptor at the neuromuscular end plate and depolarizes it — which is what produces the </w:t>
       </w:r>
       <w:r>
         <w:rPr>
@@ -3971,7 +3971,7 @@
           <w:b/>
           <w:i w:val="0"/>
         </w:rPr>
-        <w:t>desensitises</w:t>
+        <w:t>desensitizes</w:t>
       </w:r>
       <w:r>
         <w:rPr>
@@ -4542,45 +4542,23 @@
           <w:b w:val="0"/>
           <w:i w:val="0"/>
         </w:rPr>
+        <w:t xml:space="preserve"> Every quote is verified verbatim against the review recording by </w:t>
+      </w:r>
+      <w:r>
+        <w:rPr>
+          <w:rFonts w:ascii="Consolas" w:hAnsi="Consolas"/>
+          <w:b w:val="0"/>
+          <w:i w:val="0"/>
+          <w:sz w:val="18"/>
+        </w:rPr>
         <w:t>tools/check_pharm_review.py</w:t>
       </w:r>
-    </w:p>
-    <w:p>
-      <w:pPr>
-        <w:spacing w:after="120"/>
-      </w:pPr>
       <w:r>
         <w:rPr>
           <w:b w:val="0"/>
           <w:i w:val="0"/>
         </w:rPr>
-        <w:t>← Back to Homepage</w:t>
-      </w:r>
-    </w:p>
-    <w:p>
-      <w:pPr>
-        <w:spacing w:after="120"/>
-      </w:pPr>
-      <w:r>
-        <w:rPr>
-          <w:b w:val="0"/>
-          <w:i w:val="0"/>
-        </w:rPr>
-        <w:t xml:space="preserve">★ </w:t>
-      </w:r>
-      <w:r>
-        <w:rPr>
-          <w:b w:val="0"/>
-          <w:i w:val="0"/>
-        </w:rPr>
-        <w:t>If you see any mistakes, click here to report it</w:t>
-      </w:r>
-      <w:r>
-        <w:rPr>
-          <w:b w:val="0"/>
-          <w:i w:val="0"/>
-        </w:rPr>
-        <w:t xml:space="preserve"> ★</w:t>
+        <w:t xml:space="preserve"> before this page is written. The recording stays on the course owner's machine and is never copied into this repo. </w:t>
       </w:r>
     </w:p>
     <w:sectPr>
